--- a/Nusrat Khwaja - Task 2 – AI generated Snake Game.docx
+++ b/Nusrat Khwaja - Task 2 – AI generated Snake Game.docx
@@ -16,38 +16,71 @@
         </w:rPr>
         <w:t>Nusrat Khwaja</w:t>
       </w:r>
-    </w:p>
-    <w:p>
-      <w:pPr>
+      <w:r>
         <w:rPr>
           <w:b/>
           <w:bCs/>
         </w:rPr>
-      </w:pPr>
+        <w:t xml:space="preserve">  </w:t>
+      </w:r>
       <w:r>
         <w:rPr>
           <w:b/>
           <w:bCs/>
         </w:rPr>
+        <w:t xml:space="preserve">Repository: </w:t>
+      </w:r>
+      <w:r>
+        <w:rPr>
+          <w:b/>
+          <w:bCs/>
+        </w:rPr>
+        <w:t>https://github.com/nktoronto/AI-101</w:t>
+      </w:r>
+    </w:p>
+    <w:p>
+      <w:pPr>
+        <w:rPr>
+          <w:b/>
+          <w:bCs/>
+        </w:rPr>
+      </w:pPr>
+      <w:r>
+        <w:rPr>
+          <w:b/>
+          <w:bCs/>
+        </w:rPr>
         <w:t>Task2 – AI generated Snake Game</w:t>
       </w:r>
     </w:p>
     <w:p/>
     <w:p>
       <w:r>
-        <w:t xml:space="preserve">• Deployed Game/Application </w:t>
-      </w:r>
-      <w:proofErr w:type="gramStart"/>
-      <w:r>
-        <w:t>Link :</w:t>
-      </w:r>
-      <w:proofErr w:type="gramEnd"/>
-      <w:r>
-        <w:t xml:space="preserve"> </w:t>
+        <w:t xml:space="preserve">• Deployed Game/Application Link : </w:t>
       </w:r>
       <w:r>
         <w:t>https://nktoronto.github.io/snake/</w:t>
       </w:r>
+      <w:r>
+        <w:br/>
+      </w:r>
+      <w:r>
+        <w:rPr>
+          <w:b/>
+          <w:bCs/>
+        </w:rPr>
+        <w:t>Your site is live at </w:t>
+      </w:r>
+      <w:hyperlink r:id="rId5" w:history="1">
+        <w:r>
+          <w:rPr>
+            <w:rStyle w:val="Hyperlink"/>
+            <w:b/>
+            <w:bCs/>
+          </w:rPr>
+          <w:t>https://nktoronto.github.io/snake/</w:t>
+        </w:r>
+      </w:hyperlink>
     </w:p>
     <w:p>
       <w:r>
@@ -126,7 +159,6 @@
         </w:rPr>
         <w:t xml:space="preserve">Everything is wrapped in an </w:t>
       </w:r>
-      <w:proofErr w:type="gramStart"/>
       <w:r>
         <w:rPr>
           <w:b/>
@@ -134,17 +166,7 @@
           <w:i/>
           <w:iCs/>
         </w:rPr>
-        <w:t>immediately-invoked</w:t>
-      </w:r>
-      <w:proofErr w:type="gramEnd"/>
-      <w:r>
-        <w:rPr>
-          <w:b/>
-          <w:bCs/>
-          <w:i/>
-          <w:iCs/>
-        </w:rPr>
-        <w:t xml:space="preserve"> function</w:t>
+        <w:t>immediately-invoked function</w:t>
       </w:r>
       <w:r>
         <w:rPr>
@@ -325,15 +347,7 @@
         </w:numPr>
       </w:pPr>
       <w:r>
-        <w:t xml:space="preserve">when hitting the wall, it should go through n </w:t>
-      </w:r>
-      <w:proofErr w:type="spellStart"/>
-      <w:r>
-        <w:t>comeout</w:t>
-      </w:r>
-      <w:proofErr w:type="spellEnd"/>
-      <w:r>
-        <w:t xml:space="preserve"> on the opposite side</w:t>
+        <w:t>when hitting the wall, it should go through n comeout on the opposite side</w:t>
       </w:r>
       <w:r>
         <w:t xml:space="preserve"> (wrap around)</w:t>
@@ -442,23 +456,7 @@
           <w:iCs/>
         </w:rPr>
         <w:lastRenderedPageBreak/>
-        <w:t xml:space="preserve">You now have two ways to die — hitting your own </w:t>
-      </w:r>
-      <w:proofErr w:type="gramStart"/>
-      <w:r>
-        <w:rPr>
-          <w:i/>
-          <w:iCs/>
-        </w:rPr>
-        <w:t>tail, or</w:t>
-      </w:r>
-      <w:proofErr w:type="gramEnd"/>
-      <w:r>
-        <w:rPr>
-          <w:i/>
-          <w:iCs/>
-        </w:rPr>
-        <w:t xml:space="preserve"> running out of time. A couple of details:</w:t>
+        <w:t>You now have two ways to die — hitting your own tail, or running out of time. A couple of details:</w:t>
       </w:r>
     </w:p>
     <w:p>
@@ -598,15 +596,7 @@
         </w:numPr>
       </w:pPr>
       <w:r>
-        <w:t xml:space="preserve">how can </w:t>
-      </w:r>
-      <w:proofErr w:type="spellStart"/>
-      <w:r>
-        <w:t>i</w:t>
-      </w:r>
-      <w:proofErr w:type="spellEnd"/>
-      <w:r>
-        <w:t xml:space="preserve"> distribute this game</w:t>
+        <w:t>how can i distribute this game</w:t>
       </w:r>
       <w:r>
         <w:t>?</w:t>
@@ -626,14 +616,7 @@
           <w:i/>
           <w:iCs/>
         </w:rPr>
-        <w:t>:</w:t>
-      </w:r>
-      <w:r>
-        <w:rPr>
-          <w:i/>
-          <w:iCs/>
-        </w:rPr>
-        <w:t xml:space="preserve"> Gave various options, I chose to publish it on GITHUB</w:t>
+        <w:t>: Gave various options, I chose to publish it on GITHUB</w:t>
       </w:r>
     </w:p>
     <w:p>
@@ -645,15 +628,7 @@
         </w:numPr>
       </w:pPr>
       <w:r>
-        <w:t xml:space="preserve">to host on </w:t>
-      </w:r>
-      <w:proofErr w:type="spellStart"/>
-      <w:r>
-        <w:t>github</w:t>
-      </w:r>
-      <w:proofErr w:type="spellEnd"/>
-      <w:r>
-        <w:t>, how do I get index.html file</w:t>
+        <w:t>to host on github, how do I get index.html file</w:t>
       </w:r>
       <w:r>
         <w:t>?</w:t>
@@ -673,14 +648,7 @@
           <w:i/>
           <w:iCs/>
         </w:rPr>
-        <w:t>:</w:t>
-      </w:r>
-      <w:r>
-        <w:rPr>
-          <w:i/>
-          <w:iCs/>
-        </w:rPr>
-        <w:t xml:space="preserve"> Detailed instructions to upload index.html onto my GITHUB repository.</w:t>
+        <w:t>: Detailed instructions to upload index.html onto my GITHUB repository.</w:t>
       </w:r>
     </w:p>
     <w:p>
@@ -694,24 +662,12 @@
       <w:r>
         <w:t xml:space="preserve">I followed the procedure and my game was live at: </w:t>
       </w:r>
-      <w:hyperlink r:id="rId5" w:history="1">
+      <w:hyperlink r:id="rId6" w:history="1">
         <w:r>
           <w:rPr>
             <w:rStyle w:val="Hyperlink"/>
           </w:rPr>
-          <w:t>https://</w:t>
-        </w:r>
-        <w:r>
-          <w:rPr>
-            <w:rStyle w:val="Hyperlink"/>
-          </w:rPr>
-          <w:t>nktoronto</w:t>
-        </w:r>
-        <w:r>
-          <w:rPr>
-            <w:rStyle w:val="Hyperlink"/>
-          </w:rPr>
-          <w:t>.github.io/snake</w:t>
+          <w:t>https://nktoronto.github.io/snake</w:t>
         </w:r>
       </w:hyperlink>
     </w:p>
@@ -761,14 +717,9 @@
       <w:r>
         <w:t xml:space="preserve">o What did not </w:t>
       </w:r>
-      <w:proofErr w:type="gramStart"/>
-      <w:r>
-        <w:t>work</w:t>
-      </w:r>
-      <w:r>
-        <w:t xml:space="preserve"> ?</w:t>
-      </w:r>
-      <w:proofErr w:type="gramEnd"/>
+      <w:r>
+        <w:t>work?</w:t>
+      </w:r>
     </w:p>
     <w:p>
       <w:pPr>
@@ -802,7 +753,13 @@
         </w:numPr>
       </w:pPr>
       <w:r>
-        <w:t xml:space="preserve">Starting with a basic game, my prompts improved it step by step to achieve a working </w:t>
+        <w:t>Starting with a basic game, my prompts improved it step by step to achieve a working</w:t>
+      </w:r>
+      <w:r>
+        <w:t>,</w:t>
+      </w:r>
+      <w:r>
+        <w:t xml:space="preserve"> </w:t>
       </w:r>
       <w:r>
         <w:t xml:space="preserve">fun and easy </w:t>
@@ -837,15 +794,10 @@
         </w:numPr>
       </w:pPr>
       <w:r>
-        <w:t xml:space="preserve">Claude did not add the fancy glittering arcade </w:t>
-      </w:r>
-      <w:proofErr w:type="gramStart"/>
-      <w:r>
-        <w:t>screen</w:t>
-      </w:r>
-      <w:proofErr w:type="gramEnd"/>
-      <w:r>
-        <w:t xml:space="preserve"> but I do not consider it that important.</w:t>
+        <w:t>Claude did not add the fancy glittering arcade screen but I do not consider it that important</w:t>
+      </w:r>
+      <w:r>
+        <w:t xml:space="preserve"> and kept the game basic.</w:t>
       </w:r>
     </w:p>
     <w:p>
